--- a/ZFI051/docs/ZFI051_Documentacao.docx
+++ b/ZFI051/docs/ZFI051_Documentacao.docx
@@ -99,7 +99,7 @@
           <w:color w:val="888888"/>
           <w:sz w:val="20"/>
         </w:rPr>
-        <w:t>Documento técnico · Versão 2.0</w:t>
+        <w:t>Documento técnico · Versão 2.1</w:t>
       </w:r>
     </w:p>
     <w:p>
@@ -632,7 +632,7 @@
                 <w:b w:val="0"/>
                 <w:sz w:val="19"/>
               </w:rPr>
-              <w:t xml:space="preserve">Servidor de aplicação (AL11), via OPEN DATASET</w:t>
+              <w:t xml:space="preserve">Servidor de aplicação (AL11) ou estação de trabalho, à escolha</w:t>
             </w:r>
           </w:p>
         </w:tc>
@@ -777,7 +777,7 @@
                 <w:b w:val="0"/>
                 <w:sz w:val="19"/>
               </w:rPr>
-              <w:t xml:space="preserve">2.0 — inclui o modo separado e o XLSX de duas abas</w:t>
+              <w:t xml:space="preserve">2.1 — modo separado, XLSX de duas abas e destino do arquivo</w:t>
             </w:r>
           </w:p>
         </w:tc>
@@ -2700,7 +2700,7 @@
                 <w:b w:val="0"/>
                 <w:sz w:val="19"/>
               </w:rPr>
-              <w:t xml:space="preserve">Job de extração automática</w:t>
+              <w:t xml:space="preserve">Arquivo e Job de extração automática</w:t>
             </w:r>
           </w:p>
         </w:tc>
@@ -5414,7 +5414,7 @@
           <w:color w:val="97B43C"/>
           <w:sz w:val="24"/>
         </w:rPr>
-        <w:t>3.5 Bloco Job de extração automática</w:t>
+        <w:t>3.5 Bloco Arquivo e Job de extração automática</w:t>
       </w:r>
     </w:p>
     <w:tbl>
@@ -5508,7 +5508,7 @@
                 <w:b w:val="0"/>
                 <w:sz w:val="19"/>
               </w:rPr>
-              <w:t xml:space="preserve">P_XDIR</w:t>
+              <w:t xml:space="preserve">P_DSRV</w:t>
             </w:r>
           </w:p>
         </w:tc>
@@ -5529,7 +5529,7 @@
                 <w:b w:val="0"/>
                 <w:sz w:val="19"/>
               </w:rPr>
-              <w:t xml:space="preserve">Diretório no servidor onde o arquivo é gravado. Tem F4</w:t>
+              <w:t xml:space="preserve">Destino: servidor de aplicação (AL11), por OPEN DATASET. É o padrão e o único que o Job usa</w:t>
             </w:r>
           </w:p>
         </w:tc>
@@ -5556,7 +5556,7 @@
                 <w:b w:val="0"/>
                 <w:sz w:val="19"/>
               </w:rPr>
-              <w:t xml:space="preserve">P_XNAME</w:t>
+              <w:t xml:space="preserve">P_DPC</w:t>
             </w:r>
           </w:p>
         </w:tc>
@@ -5578,7 +5578,7 @@
                 <w:b w:val="0"/>
                 <w:sz w:val="19"/>
               </w:rPr>
-              <w:t xml:space="preserve">Nome do arquivo. Aceita os curingas &amp;DATA&amp; e &amp;HORA&amp;</w:t>
+              <w:t xml:space="preserve">Destino: estação de trabalho, por GUI_DOWNLOAD. Só funciona em primeiro plano</w:t>
             </w:r>
           </w:p>
         </w:tc>
@@ -5604,7 +5604,7 @@
                 <w:b w:val="0"/>
                 <w:sz w:val="19"/>
               </w:rPr>
-              <w:t xml:space="preserve">P_JNAME</w:t>
+              <w:t xml:space="preserve">P_GERAR</w:t>
             </w:r>
           </w:p>
         </w:tc>
@@ -5625,7 +5625,7 @@
                 <w:b w:val="0"/>
                 <w:sz w:val="19"/>
               </w:rPr>
-              <w:t xml:space="preserve">Nome do job. Padrão ZFI051_EXTRACAO</w:t>
+              <w:t xml:space="preserve">Gera o arquivo também nesta execução em primeiro plano, além de exibir o ALV</w:t>
             </w:r>
           </w:p>
         </w:tc>
@@ -5652,7 +5652,7 @@
                 <w:b w:val="0"/>
                 <w:sz w:val="19"/>
               </w:rPr>
-              <w:t xml:space="preserve">P_JDATA / P_JHORA</w:t>
+              <w:t xml:space="preserve">P_XDIR</w:t>
             </w:r>
           </w:p>
         </w:tc>
@@ -5674,7 +5674,7 @@
                 <w:b w:val="0"/>
                 <w:sz w:val="19"/>
               </w:rPr>
-              <w:t xml:space="preserve">Data e hora da primeira execução</w:t>
+              <w:t xml:space="preserve">Diretório de destino. O F4 navega no PC, e só é oferecido com destino "estação de trabalho"</w:t>
             </w:r>
           </w:p>
         </w:tc>
@@ -5700,7 +5700,7 @@
                 <w:b w:val="0"/>
                 <w:sz w:val="19"/>
               </w:rPr>
-              <w:t xml:space="preserve">P_PINT</w:t>
+              <w:t xml:space="preserve">P_XNAME</w:t>
             </w:r>
           </w:p>
         </w:tc>
@@ -5721,7 +5721,7 @@
                 <w:b w:val="0"/>
                 <w:sz w:val="19"/>
               </w:rPr>
-              <w:t xml:space="preserve">De quanto em quanto tempo repete. Zero agenda uma execução única</w:t>
+              <w:t xml:space="preserve">Nome do arquivo. Aceita os curingas &amp;DATA&amp; e &amp;HORA&amp;</w:t>
             </w:r>
           </w:p>
         </w:tc>
@@ -5748,7 +5748,7 @@
                 <w:b w:val="0"/>
                 <w:sz w:val="19"/>
               </w:rPr>
-              <w:t xml:space="preserve">P_UMIN … P_UMES</w:t>
+              <w:t xml:space="preserve">P_JNAME</w:t>
             </w:r>
           </w:p>
         </w:tc>
@@ -5756,6 +5756,149 @@
           <w:tcPr>
             <w:tcW w:type="dxa" w:w="7333"/>
             <w:shd w:val="clear" w:color="auto" w:fill="F2F7E8"/>
+          </w:tcPr>
+          <w:p>
+            <w:pPr>
+              <w:keepNext/>
+              <w:spacing w:before="20" w:after="20"/>
+              <w:jc w:val="left"/>
+            </w:pPr>
+            <w:r/>
+            <w:r>
+              <w:rPr>
+                <w:rFonts w:ascii="Arial" w:hAnsi="Arial"/>
+                <w:b w:val="0"/>
+                <w:sz w:val="19"/>
+              </w:rPr>
+              <w:t xml:space="preserve">Nome do job. Padrão ZFI051_EXTRACAO</w:t>
+            </w:r>
+          </w:p>
+        </w:tc>
+      </w:tr>
+      <w:tr>
+        <w:trPr>
+          <w:cantSplit w:val="true"/>
+        </w:trPr>
+        <w:tc>
+          <w:tcPr>
+            <w:tcW w:type="dxa" w:w="2315"/>
+          </w:tcPr>
+          <w:p>
+            <w:pPr>
+              <w:keepNext/>
+              <w:spacing w:before="20" w:after="20"/>
+              <w:jc w:val="left"/>
+            </w:pPr>
+            <w:r/>
+            <w:r>
+              <w:rPr>
+                <w:rFonts w:ascii="Arial" w:hAnsi="Arial"/>
+                <w:b w:val="0"/>
+                <w:sz w:val="19"/>
+              </w:rPr>
+              <w:t xml:space="preserve">P_JDATA / P_JHORA</w:t>
+            </w:r>
+          </w:p>
+        </w:tc>
+        <w:tc>
+          <w:tcPr>
+            <w:tcW w:type="dxa" w:w="7333"/>
+          </w:tcPr>
+          <w:p>
+            <w:pPr>
+              <w:keepNext/>
+              <w:spacing w:before="20" w:after="20"/>
+              <w:jc w:val="left"/>
+            </w:pPr>
+            <w:r/>
+            <w:r>
+              <w:rPr>
+                <w:rFonts w:ascii="Arial" w:hAnsi="Arial"/>
+                <w:b w:val="0"/>
+                <w:sz w:val="19"/>
+              </w:rPr>
+              <w:t xml:space="preserve">Data e hora da primeira execução</w:t>
+            </w:r>
+          </w:p>
+        </w:tc>
+      </w:tr>
+      <w:tr>
+        <w:trPr>
+          <w:cantSplit w:val="true"/>
+        </w:trPr>
+        <w:tc>
+          <w:tcPr>
+            <w:tcW w:type="dxa" w:w="2315"/>
+            <w:shd w:val="clear" w:color="auto" w:fill="F2F7E8"/>
+          </w:tcPr>
+          <w:p>
+            <w:pPr>
+              <w:keepNext/>
+              <w:spacing w:before="20" w:after="20"/>
+              <w:jc w:val="left"/>
+            </w:pPr>
+            <w:r/>
+            <w:r>
+              <w:rPr>
+                <w:rFonts w:ascii="Arial" w:hAnsi="Arial"/>
+                <w:b w:val="0"/>
+                <w:sz w:val="19"/>
+              </w:rPr>
+              <w:t xml:space="preserve">P_PINT</w:t>
+            </w:r>
+          </w:p>
+        </w:tc>
+        <w:tc>
+          <w:tcPr>
+            <w:tcW w:type="dxa" w:w="7333"/>
+            <w:shd w:val="clear" w:color="auto" w:fill="F2F7E8"/>
+          </w:tcPr>
+          <w:p>
+            <w:pPr>
+              <w:keepNext/>
+              <w:spacing w:before="20" w:after="20"/>
+              <w:jc w:val="left"/>
+            </w:pPr>
+            <w:r/>
+            <w:r>
+              <w:rPr>
+                <w:rFonts w:ascii="Arial" w:hAnsi="Arial"/>
+                <w:b w:val="0"/>
+                <w:sz w:val="19"/>
+              </w:rPr>
+              <w:t xml:space="preserve">De quanto em quanto tempo repete. Zero agenda uma execução única</w:t>
+            </w:r>
+          </w:p>
+        </w:tc>
+      </w:tr>
+      <w:tr>
+        <w:trPr>
+          <w:cantSplit w:val="true"/>
+        </w:trPr>
+        <w:tc>
+          <w:tcPr>
+            <w:tcW w:type="dxa" w:w="2315"/>
+          </w:tcPr>
+          <w:p>
+            <w:pPr>
+              <w:keepNext/>
+              <w:spacing w:before="20" w:after="20"/>
+              <w:jc w:val="left"/>
+            </w:pPr>
+            <w:r/>
+            <w:r>
+              <w:rPr>
+                <w:rFonts w:ascii="Arial" w:hAnsi="Arial"/>
+                <w:b w:val="0"/>
+                <w:sz w:val="19"/>
+              </w:rPr>
+              <w:t xml:space="preserve">P_UMIN … P_UMES</w:t>
+            </w:r>
+          </w:p>
+        </w:tc>
+        <w:tc>
+          <w:tcPr>
+            <w:tcW w:type="dxa" w:w="7333"/>
           </w:tcPr>
           <w:p>
             <w:pPr>
@@ -9674,7 +9817,22 @@
           <w:rFonts w:ascii="Arial" w:hAnsi="Arial"/>
           <w:sz w:val="21"/>
         </w:rPr>
-        <w:t xml:space="preserve">Ao final, o log do job registra o caminho do arquivo, a quantidade de linhas e o tamanho em bytes — e, no modo de duas abas, quantas linhas foram para cada aba.</w:t>
+        <w:t xml:space="preserve">Ao final, o programa registra o caminho do arquivo, a quantidade de linhas e o tamanho em bytes — e, no modo de duas abas, quantas linhas foram para cada aba. Essas mensagens saem na lista do job, que fica no </w:t>
+      </w:r>
+      <w:r>
+        <w:rPr>
+          <w:rFonts w:ascii="Arial" w:hAnsi="Arial"/>
+          <w:b/>
+          <w:sz w:val="21"/>
+        </w:rPr>
+        <w:t xml:space="preserve">spool</w:t>
+      </w:r>
+      <w:r>
+        <w:rPr>
+          <w:rFonts w:ascii="Arial" w:hAnsi="Arial"/>
+          <w:sz w:val="21"/>
+        </w:rPr>
+        <w:t xml:space="preserve"> e não no log do job; o capítulo 11 detalha onde olhar.</w:t>
       </w:r>
     </w:p>
     <w:p>
@@ -12701,7 +12859,998 @@
           <w:color w:val="1E4524"/>
           <w:sz w:val="30"/>
         </w:rPr>
-        <w:t>Capítulo 11 - Pontos que Só o Ambiente Confirma</w:t>
+        <w:t>Capítulo 11 - Destino do Arquivo e Diagnóstico</w:t>
+      </w:r>
+    </w:p>
+    <w:p>
+      <w:pPr>
+        <w:keepNext/>
+        <w:keepLines/>
+        <w:pageBreakBefore w:val="0"/>
+        <w:spacing w:before="280" w:after="100"/>
+      </w:pPr>
+      <w:r>
+        <w:rPr>
+          <w:rFonts w:ascii="Arial" w:hAnsi="Arial"/>
+          <w:b/>
+          <w:color w:val="97B43C"/>
+          <w:sz w:val="24"/>
+        </w:rPr>
+        <w:t>11.1 Servidor de aplicação × estação de trabalho</w:t>
+      </w:r>
+    </w:p>
+    <w:p>
+      <w:pPr>
+        <w:keepNext w:val="0"/>
+        <w:keepLines/>
+        <w:widowControl/>
+        <w:spacing w:after="140"/>
+      </w:pPr>
+      <w:r>
+        <w:rPr>
+          <w:rFonts w:ascii="Arial" w:hAnsi="Arial"/>
+          <w:sz w:val="21"/>
+        </w:rPr>
+        <w:t xml:space="preserve">O destino é escolhido explicitamente, e não adivinhado:</w:t>
+      </w:r>
+    </w:p>
+    <w:tbl>
+      <w:tblPr>
+        <w:tblStyle w:val="TableGrid"/>
+        <w:tblW w:type="auto" w:w="0"/>
+        <w:jc w:val="center"/>
+        <w:tblLayout w:type="fixed"/>
+        <w:tblCellMar>
+          <w:top w:w="40" w:type="dxa"/>
+          <w:left w:w="80" w:type="dxa"/>
+          <w:bottom w:w="40" w:type="dxa"/>
+          <w:right w:w="80" w:type="dxa"/>
+        </w:tblCellMar>
+        <w:tblLook w:firstColumn="1" w:firstRow="1" w:lastColumn="0" w:lastRow="0" w:noHBand="0" w:noVBand="1" w:val="04A0"/>
+      </w:tblPr>
+      <w:tblGrid>
+        <w:gridCol w:w="2508"/>
+        <w:gridCol w:w="3859"/>
+        <w:gridCol w:w="3281"/>
+      </w:tblGrid>
+      <w:tr>
+        <w:trPr>
+          <w:cantSplit w:val="true"/>
+          <w:tblHeader w:val="true"/>
+        </w:trPr>
+        <w:tc>
+          <w:tcPr>
+            <w:tcW w:type="dxa" w:w="2508"/>
+            <w:shd w:val="clear" w:color="auto" w:fill="1E4524"/>
+          </w:tcPr>
+          <w:p>
+            <w:pPr>
+              <w:keepNext/>
+              <w:spacing w:before="20" w:after="20"/>
+              <w:jc w:val="center"/>
+            </w:pPr>
+            <w:r/>
+            <w:r>
+              <w:rPr>
+                <w:rFonts w:ascii="Arial" w:hAnsi="Arial"/>
+                <w:b/>
+                <w:color w:val="FFFFFF"/>
+                <w:sz w:val="20"/>
+              </w:rPr>
+              <w:t xml:space="preserve">Destino</w:t>
+            </w:r>
+          </w:p>
+        </w:tc>
+        <w:tc>
+          <w:tcPr>
+            <w:tcW w:type="dxa" w:w="3859"/>
+            <w:shd w:val="clear" w:color="auto" w:fill="1E4524"/>
+          </w:tcPr>
+          <w:p>
+            <w:pPr>
+              <w:keepNext/>
+              <w:spacing w:before="20" w:after="20"/>
+              <w:jc w:val="center"/>
+            </w:pPr>
+            <w:r/>
+            <w:r>
+              <w:rPr>
+                <w:rFonts w:ascii="Arial" w:hAnsi="Arial"/>
+                <w:b/>
+                <w:color w:val="FFFFFF"/>
+                <w:sz w:val="20"/>
+              </w:rPr>
+              <w:t xml:space="preserve">Como grava</w:t>
+            </w:r>
+          </w:p>
+        </w:tc>
+        <w:tc>
+          <w:tcPr>
+            <w:tcW w:type="dxa" w:w="3281"/>
+            <w:shd w:val="clear" w:color="auto" w:fill="1E4524"/>
+          </w:tcPr>
+          <w:p>
+            <w:pPr>
+              <w:keepNext/>
+              <w:spacing w:before="20" w:after="20"/>
+              <w:jc w:val="center"/>
+            </w:pPr>
+            <w:r/>
+            <w:r>
+              <w:rPr>
+                <w:rFonts w:ascii="Arial" w:hAnsi="Arial"/>
+                <w:b/>
+                <w:color w:val="FFFFFF"/>
+                <w:sz w:val="20"/>
+              </w:rPr>
+              <w:t xml:space="preserve">Onde funciona</w:t>
+            </w:r>
+          </w:p>
+        </w:tc>
+      </w:tr>
+      <w:tr>
+        <w:trPr>
+          <w:cantSplit w:val="true"/>
+        </w:trPr>
+        <w:tc>
+          <w:tcPr>
+            <w:tcW w:type="dxa" w:w="2508"/>
+          </w:tcPr>
+          <w:p>
+            <w:pPr>
+              <w:keepNext/>
+              <w:spacing w:before="20" w:after="20"/>
+              <w:jc w:val="left"/>
+            </w:pPr>
+            <w:r/>
+            <w:r>
+              <w:rPr>
+                <w:rFonts w:ascii="Arial" w:hAnsi="Arial"/>
+                <w:b w:val="0"/>
+                <w:sz w:val="19"/>
+              </w:rPr>
+              <w:t xml:space="preserve">P_DSRV — servidor</w:t>
+            </w:r>
+          </w:p>
+        </w:tc>
+        <w:tc>
+          <w:tcPr>
+            <w:tcW w:type="dxa" w:w="3859"/>
+          </w:tcPr>
+          <w:p>
+            <w:pPr>
+              <w:keepNext/>
+              <w:spacing w:before="20" w:after="20"/>
+              <w:jc w:val="left"/>
+            </w:pPr>
+            <w:r/>
+            <w:r>
+              <w:rPr>
+                <w:rFonts w:ascii="Arial" w:hAnsi="Arial"/>
+                <w:b w:val="0"/>
+                <w:sz w:val="19"/>
+              </w:rPr>
+              <w:t xml:space="preserve">OPEN DATASET no filesystem do servidor de aplicação</w:t>
+            </w:r>
+          </w:p>
+        </w:tc>
+        <w:tc>
+          <w:tcPr>
+            <w:tcW w:type="dxa" w:w="3281"/>
+          </w:tcPr>
+          <w:p>
+            <w:pPr>
+              <w:keepNext/>
+              <w:spacing w:before="20" w:after="20"/>
+              <w:jc w:val="left"/>
+            </w:pPr>
+            <w:r/>
+            <w:r>
+              <w:rPr>
+                <w:rFonts w:ascii="Arial" w:hAnsi="Arial"/>
+                <w:b w:val="0"/>
+                <w:sz w:val="19"/>
+              </w:rPr>
+              <w:t xml:space="preserve">Primeiro plano e background. É o único que o Job usa</w:t>
+            </w:r>
+          </w:p>
+        </w:tc>
+      </w:tr>
+      <w:tr>
+        <w:trPr>
+          <w:cantSplit w:val="true"/>
+        </w:trPr>
+        <w:tc>
+          <w:tcPr>
+            <w:tcW w:type="dxa" w:w="2508"/>
+            <w:shd w:val="clear" w:color="auto" w:fill="F2F7E8"/>
+          </w:tcPr>
+          <w:p>
+            <w:pPr>
+              <w:keepNext/>
+              <w:spacing w:before="20" w:after="20"/>
+              <w:jc w:val="left"/>
+            </w:pPr>
+            <w:r/>
+            <w:r>
+              <w:rPr>
+                <w:rFonts w:ascii="Arial" w:hAnsi="Arial"/>
+                <w:b w:val="0"/>
+                <w:sz w:val="19"/>
+              </w:rPr>
+              <w:t xml:space="preserve">P_DPC — estação de trabalho</w:t>
+            </w:r>
+          </w:p>
+        </w:tc>
+        <w:tc>
+          <w:tcPr>
+            <w:tcW w:type="dxa" w:w="3859"/>
+            <w:shd w:val="clear" w:color="auto" w:fill="F2F7E8"/>
+          </w:tcPr>
+          <w:p>
+            <w:pPr>
+              <w:keepNext/>
+              <w:spacing w:before="20" w:after="20"/>
+              <w:jc w:val="left"/>
+            </w:pPr>
+            <w:r/>
+            <w:r>
+              <w:rPr>
+                <w:rFonts w:ascii="Arial" w:hAnsi="Arial"/>
+                <w:b w:val="0"/>
+                <w:sz w:val="19"/>
+              </w:rPr>
+              <w:t xml:space="preserve">GUI_DOWNLOAD, no disco do PC</w:t>
+            </w:r>
+          </w:p>
+        </w:tc>
+        <w:tc>
+          <w:tcPr>
+            <w:tcW w:type="dxa" w:w="3281"/>
+            <w:shd w:val="clear" w:color="auto" w:fill="F2F7E8"/>
+          </w:tcPr>
+          <w:p>
+            <w:pPr>
+              <w:keepNext/>
+              <w:spacing w:before="20" w:after="20"/>
+              <w:jc w:val="left"/>
+            </w:pPr>
+            <w:r/>
+            <w:r>
+              <w:rPr>
+                <w:rFonts w:ascii="Arial" w:hAnsi="Arial"/>
+                <w:b w:val="0"/>
+                <w:sz w:val="19"/>
+              </w:rPr>
+              <w:t xml:space="preserve">Só em primeiro plano: gravar no PC exige SAPGUI</w:t>
+            </w:r>
+          </w:p>
+        </w:tc>
+      </w:tr>
+    </w:tbl>
+    <w:p>
+      <w:pPr>
+        <w:spacing w:after="0"/>
+      </w:pPr>
+      <w:r>
+        <w:rPr>
+          <w:sz w:val="12"/>
+        </w:rPr>
+      </w:r>
+    </w:p>
+    <w:p>
+      <w:pPr>
+        <w:keepNext/>
+        <w:keepLines/>
+        <w:pageBreakBefore w:val="0"/>
+        <w:spacing w:before="280" w:after="100"/>
+      </w:pPr>
+      <w:r>
+        <w:rPr>
+          <w:rFonts w:ascii="Arial" w:hAnsi="Arial"/>
+          <w:b/>
+          <w:color w:val="97B43C"/>
+          <w:sz w:val="24"/>
+        </w:rPr>
+        <w:t>11.2 O erro mais comum: caminho de PC num destino de servidor</w:t>
+      </w:r>
+    </w:p>
+    <w:p>
+      <w:pPr>
+        <w:keepNext w:val="0"/>
+        <w:keepLines/>
+        <w:widowControl/>
+        <w:spacing w:after="140"/>
+      </w:pPr>
+      <w:r>
+        <w:rPr>
+          <w:rFonts w:ascii="Arial" w:hAnsi="Arial"/>
+          <w:sz w:val="21"/>
+        </w:rPr>
+        <w:t xml:space="preserve">O F4 do diretório navega no </w:t>
+      </w:r>
+      <w:r>
+        <w:rPr>
+          <w:rFonts w:ascii="Arial" w:hAnsi="Arial"/>
+          <w:b/>
+          <w:sz w:val="21"/>
+        </w:rPr>
+        <w:t xml:space="preserve">PC</w:t>
+      </w:r>
+      <w:r>
+        <w:rPr>
+          <w:rFonts w:ascii="Arial" w:hAnsi="Arial"/>
+          <w:sz w:val="21"/>
+        </w:rPr>
+        <w:t xml:space="preserve">. É natural escolher ali uma pasta como </w:t>
+      </w:r>
+      <w:r>
+        <w:rPr>
+          <w:rFonts w:ascii="Consolas" w:hAnsi="Consolas"/>
+          <w:color w:val="1E4524"/>
+          <w:sz w:val="19"/>
+        </w:rPr>
+        <w:t xml:space="preserve">C:\Users\seu.usuario\Desktop</w:t>
+      </w:r>
+      <w:r>
+        <w:rPr>
+          <w:rFonts w:ascii="Arial" w:hAnsi="Arial"/>
+          <w:sz w:val="21"/>
+        </w:rPr>
+        <w:t xml:space="preserve"> e mandar agendar. Só que </w:t>
+      </w:r>
+      <w:r>
+        <w:rPr>
+          <w:rFonts w:ascii="Arial" w:hAnsi="Arial"/>
+          <w:b/>
+          <w:sz w:val="21"/>
+        </w:rPr>
+        <w:t xml:space="preserve">o Job roda no servidor de aplicação</w:t>
+      </w:r>
+      <w:r>
+        <w:rPr>
+          <w:rFonts w:ascii="Arial" w:hAnsi="Arial"/>
+          <w:sz w:val="21"/>
+        </w:rPr>
+        <w:t xml:space="preserve">, que não enxerga o disco da sua estação — e o resultado é o pior possível para depurar: o job termina com status </w:t>
+      </w:r>
+      <w:r>
+        <w:rPr>
+          <w:rFonts w:ascii="Arial" w:hAnsi="Arial"/>
+          <w:b/>
+          <w:sz w:val="21"/>
+        </w:rPr>
+        <w:t xml:space="preserve">Concl.</w:t>
+      </w:r>
+      <w:r>
+        <w:rPr>
+          <w:rFonts w:ascii="Arial" w:hAnsi="Arial"/>
+          <w:sz w:val="21"/>
+        </w:rPr>
+        <w:t xml:space="preserve">, sem gerar arquivo nenhum.</w:t>
+      </w:r>
+    </w:p>
+    <w:p>
+      <w:pPr>
+        <w:keepNext w:val="0"/>
+        <w:keepLines/>
+        <w:widowControl/>
+        <w:spacing w:after="140"/>
+      </w:pPr>
+      <w:r>
+        <w:rPr>
+          <w:rFonts w:ascii="Arial" w:hAnsi="Arial"/>
+          <w:sz w:val="21"/>
+        </w:rPr>
+        <w:t xml:space="preserve">O que o programa faz hoje para não deixar isso passar:</w:t>
+      </w:r>
+    </w:p>
+    <w:p>
+      <w:pPr>
+        <w:pStyle w:val="ListBullet"/>
+        <w:keepNext/>
+        <w:keepLines/>
+        <w:widowControl/>
+        <w:spacing w:after="60"/>
+      </w:pPr>
+      <w:r>
+        <w:rPr>
+          <w:rFonts w:ascii="Arial" w:hAnsi="Arial"/>
+          <w:sz w:val="21"/>
+        </w:rPr>
+        <w:t xml:space="preserve">Ao </w:t>
+      </w:r>
+      <w:r>
+        <w:rPr>
+          <w:rFonts w:ascii="Arial" w:hAnsi="Arial"/>
+          <w:b/>
+          <w:sz w:val="21"/>
+        </w:rPr>
+        <w:t xml:space="preserve">agendar</w:t>
+      </w:r>
+      <w:r>
+        <w:rPr>
+          <w:rFonts w:ascii="Arial" w:hAnsi="Arial"/>
+          <w:sz w:val="21"/>
+        </w:rPr>
+        <w:t xml:space="preserve">, um caminho de PC (</w:t>
+      </w:r>
+      <w:r>
+        <w:rPr>
+          <w:rFonts w:ascii="Consolas" w:hAnsi="Consolas"/>
+          <w:color w:val="1E4524"/>
+          <w:sz w:val="19"/>
+        </w:rPr>
+        <w:t xml:space="preserve">C:\...</w:t>
+      </w:r>
+      <w:r>
+        <w:rPr>
+          <w:rFonts w:ascii="Arial" w:hAnsi="Arial"/>
+          <w:sz w:val="21"/>
+        </w:rPr>
+        <w:t xml:space="preserve"> ou </w:t>
+      </w:r>
+      <w:r>
+        <w:rPr>
+          <w:rFonts w:ascii="Consolas" w:hAnsi="Consolas"/>
+          <w:color w:val="1E4524"/>
+          <w:sz w:val="19"/>
+        </w:rPr>
+        <w:t xml:space="preserve">\\servidor\...</w:t>
+      </w:r>
+      <w:r>
+        <w:rPr>
+          <w:rFonts w:ascii="Arial" w:hAnsi="Arial"/>
+          <w:sz w:val="21"/>
+        </w:rPr>
+        <w:t xml:space="preserve">) com destino "servidor" é recusado na hora, com mensagem de erro</w:t>
+      </w:r>
+    </w:p>
+    <w:p>
+      <w:pPr>
+        <w:pStyle w:val="ListBullet"/>
+        <w:keepNext/>
+        <w:keepLines/>
+        <w:widowControl/>
+        <w:spacing w:after="60"/>
+      </w:pPr>
+      <w:r>
+        <w:rPr>
+          <w:rFonts w:ascii="Arial" w:hAnsi="Arial"/>
+          <w:sz w:val="21"/>
+        </w:rPr>
+        <w:t xml:space="preserve">Ao </w:t>
+      </w:r>
+      <w:r>
+        <w:rPr>
+          <w:rFonts w:ascii="Arial" w:hAnsi="Arial"/>
+          <w:b/>
+          <w:sz w:val="21"/>
+        </w:rPr>
+        <w:t xml:space="preserve">gravar</w:t>
+      </w:r>
+      <w:r>
+        <w:rPr>
+          <w:rFonts w:ascii="Arial" w:hAnsi="Arial"/>
+          <w:sz w:val="21"/>
+        </w:rPr>
+        <w:t xml:space="preserve">, se o OPEN DATASET falhar, a mensagem diz o motivo do sistema operacional e explica que o caminho é do PC</w:t>
+      </w:r>
+    </w:p>
+    <w:p>
+      <w:pPr>
+        <w:pStyle w:val="ListBullet"/>
+        <w:keepNext/>
+        <w:keepLines/>
+        <w:widowControl/>
+        <w:spacing w:after="60"/>
+      </w:pPr>
+      <w:r>
+        <w:rPr>
+          <w:rFonts w:ascii="Arial" w:hAnsi="Arial"/>
+          <w:sz w:val="21"/>
+        </w:rPr>
+        <w:t xml:space="preserve">O </w:t>
+      </w:r>
+      <w:r>
+        <w:rPr>
+          <w:rFonts w:ascii="Arial" w:hAnsi="Arial"/>
+          <w:b/>
+          <w:sz w:val="21"/>
+        </w:rPr>
+        <w:t xml:space="preserve">F4</w:t>
+      </w:r>
+      <w:r>
+        <w:rPr>
+          <w:rFonts w:ascii="Arial" w:hAnsi="Arial"/>
+          <w:sz w:val="21"/>
+        </w:rPr>
+        <w:t xml:space="preserve"> do diretório só abre o navegador de pastas quando o destino é "estação de trabalho"</w:t>
+      </w:r>
+    </w:p>
+    <w:p>
+      <w:pPr>
+        <w:keepNext w:val="0"/>
+        <w:keepLines/>
+        <w:widowControl/>
+        <w:spacing w:after="140"/>
+      </w:pPr>
+      <w:r>
+        <w:rPr>
+          <w:rFonts w:ascii="Arial" w:hAnsi="Arial"/>
+          <w:sz w:val="21"/>
+        </w:rPr>
+        <w:t xml:space="preserve">Para o Job, informe um diretório dos que a </w:t>
+      </w:r>
+      <w:r>
+        <w:rPr>
+          <w:rFonts w:ascii="Arial" w:hAnsi="Arial"/>
+          <w:b/>
+          <w:sz w:val="21"/>
+        </w:rPr>
+        <w:t xml:space="preserve">AL11</w:t>
+      </w:r>
+      <w:r>
+        <w:rPr>
+          <w:rFonts w:ascii="Arial" w:hAnsi="Arial"/>
+          <w:sz w:val="21"/>
+        </w:rPr>
+        <w:t xml:space="preserve"> lista, e confirme que o usuário do servidor tem permissão de gravação nele.</w:t>
+      </w:r>
+    </w:p>
+    <w:p>
+      <w:pPr>
+        <w:keepNext/>
+        <w:keepLines/>
+        <w:pageBreakBefore w:val="0"/>
+        <w:spacing w:before="280" w:after="100"/>
+      </w:pPr>
+      <w:r>
+        <w:rPr>
+          <w:rFonts w:ascii="Arial" w:hAnsi="Arial"/>
+          <w:b/>
+          <w:color w:val="97B43C"/>
+          <w:sz w:val="24"/>
+        </w:rPr>
+        <w:t>11.3 Onde ficam as mensagens da execução</w:t>
+      </w:r>
+    </w:p>
+    <w:p>
+      <w:pPr>
+        <w:keepNext w:val="0"/>
+        <w:keepLines/>
+        <w:widowControl/>
+        <w:spacing w:after="140"/>
+      </w:pPr>
+      <w:r>
+        <w:rPr>
+          <w:rFonts w:ascii="Arial" w:hAnsi="Arial"/>
+          <w:sz w:val="21"/>
+        </w:rPr>
+        <w:t xml:space="preserve">Este é o segundo ponto que confunde. Em background, as mensagens do programa vão para a </w:t>
+      </w:r>
+      <w:r>
+        <w:rPr>
+          <w:rFonts w:ascii="Arial" w:hAnsi="Arial"/>
+          <w:b/>
+          <w:sz w:val="21"/>
+        </w:rPr>
+        <w:t xml:space="preserve">lista do job</w:t>
+      </w:r>
+      <w:r>
+        <w:rPr>
+          <w:rFonts w:ascii="Arial" w:hAnsi="Arial"/>
+          <w:sz w:val="21"/>
+        </w:rPr>
+        <w:t xml:space="preserve">, que fica no </w:t>
+      </w:r>
+      <w:r>
+        <w:rPr>
+          <w:rFonts w:ascii="Arial" w:hAnsi="Arial"/>
+          <w:b/>
+          <w:sz w:val="21"/>
+        </w:rPr>
+        <w:t xml:space="preserve">spool</w:t>
+      </w:r>
+      <w:r>
+        <w:rPr>
+          <w:rFonts w:ascii="Arial" w:hAnsi="Arial"/>
+          <w:sz w:val="21"/>
+        </w:rPr>
+        <w:t xml:space="preserve"> — e não no log do job. O log do job mostra só "Job executado", "Etapa 001 executada" e "Job encerrado", mesmo quando o programa gritou o erro.</w:t>
+      </w:r>
+    </w:p>
+    <w:tbl>
+      <w:tblPr>
+        <w:tblStyle w:val="TableGrid"/>
+        <w:tblW w:type="auto" w:w="0"/>
+        <w:jc w:val="center"/>
+        <w:tblLayout w:type="fixed"/>
+        <w:tblCellMar>
+          <w:top w:w="40" w:type="dxa"/>
+          <w:left w:w="80" w:type="dxa"/>
+          <w:bottom w:w="40" w:type="dxa"/>
+          <w:right w:w="80" w:type="dxa"/>
+        </w:tblCellMar>
+        <w:tblLook w:firstColumn="1" w:firstRow="1" w:lastColumn="0" w:lastRow="0" w:noHBand="0" w:noVBand="1" w:val="04A0"/>
+      </w:tblPr>
+      <w:tblGrid>
+        <w:gridCol w:w="1929"/>
+        <w:gridCol w:w="3473"/>
+        <w:gridCol w:w="4246"/>
+      </w:tblGrid>
+      <w:tr>
+        <w:trPr>
+          <w:cantSplit w:val="true"/>
+          <w:tblHeader w:val="true"/>
+        </w:trPr>
+        <w:tc>
+          <w:tcPr>
+            <w:tcW w:type="dxa" w:w="1929"/>
+            <w:shd w:val="clear" w:color="auto" w:fill="1E4524"/>
+          </w:tcPr>
+          <w:p>
+            <w:pPr>
+              <w:keepNext/>
+              <w:spacing w:before="20" w:after="20"/>
+              <w:jc w:val="center"/>
+            </w:pPr>
+            <w:r/>
+            <w:r>
+              <w:rPr>
+                <w:rFonts w:ascii="Arial" w:hAnsi="Arial"/>
+                <w:b/>
+                <w:color w:val="FFFFFF"/>
+                <w:sz w:val="20"/>
+              </w:rPr>
+              <w:t xml:space="preserve">Onde olhar</w:t>
+            </w:r>
+          </w:p>
+        </w:tc>
+        <w:tc>
+          <w:tcPr>
+            <w:tcW w:type="dxa" w:w="3473"/>
+            <w:shd w:val="clear" w:color="auto" w:fill="1E4524"/>
+          </w:tcPr>
+          <w:p>
+            <w:pPr>
+              <w:keepNext/>
+              <w:spacing w:before="20" w:after="20"/>
+              <w:jc w:val="center"/>
+            </w:pPr>
+            <w:r/>
+            <w:r>
+              <w:rPr>
+                <w:rFonts w:ascii="Arial" w:hAnsi="Arial"/>
+                <w:b/>
+                <w:color w:val="FFFFFF"/>
+                <w:sz w:val="20"/>
+              </w:rPr>
+              <w:t xml:space="preserve">Caminho</w:t>
+            </w:r>
+          </w:p>
+        </w:tc>
+        <w:tc>
+          <w:tcPr>
+            <w:tcW w:type="dxa" w:w="4246"/>
+            <w:shd w:val="clear" w:color="auto" w:fill="1E4524"/>
+          </w:tcPr>
+          <w:p>
+            <w:pPr>
+              <w:keepNext/>
+              <w:spacing w:before="20" w:after="20"/>
+              <w:jc w:val="center"/>
+            </w:pPr>
+            <w:r/>
+            <w:r>
+              <w:rPr>
+                <w:rFonts w:ascii="Arial" w:hAnsi="Arial"/>
+                <w:b/>
+                <w:color w:val="FFFFFF"/>
+                <w:sz w:val="20"/>
+              </w:rPr>
+              <w:t xml:space="preserve">O que mostra</w:t>
+            </w:r>
+          </w:p>
+        </w:tc>
+      </w:tr>
+      <w:tr>
+        <w:trPr>
+          <w:cantSplit w:val="true"/>
+        </w:trPr>
+        <w:tc>
+          <w:tcPr>
+            <w:tcW w:type="dxa" w:w="1929"/>
+          </w:tcPr>
+          <w:p>
+            <w:pPr>
+              <w:keepNext/>
+              <w:spacing w:before="20" w:after="20"/>
+              <w:jc w:val="left"/>
+            </w:pPr>
+            <w:r/>
+            <w:r>
+              <w:rPr>
+                <w:rFonts w:ascii="Arial" w:hAnsi="Arial"/>
+                <w:b w:val="0"/>
+                <w:sz w:val="19"/>
+              </w:rPr>
+              <w:t xml:space="preserve">Spool do job</w:t>
+            </w:r>
+          </w:p>
+        </w:tc>
+        <w:tc>
+          <w:tcPr>
+            <w:tcW w:type="dxa" w:w="3473"/>
+          </w:tcPr>
+          <w:p>
+            <w:pPr>
+              <w:keepNext/>
+              <w:spacing w:before="20" w:after="20"/>
+              <w:jc w:val="left"/>
+            </w:pPr>
+            <w:r/>
+            <w:r>
+              <w:rPr>
+                <w:rFonts w:ascii="Arial" w:hAnsi="Arial"/>
+                <w:b w:val="0"/>
+                <w:sz w:val="19"/>
+              </w:rPr>
+              <w:t xml:space="preserve">SM37 → selecionar o job → botão Spool</w:t>
+            </w:r>
+          </w:p>
+        </w:tc>
+        <w:tc>
+          <w:tcPr>
+            <w:tcW w:type="dxa" w:w="4246"/>
+          </w:tcPr>
+          <w:p>
+            <w:pPr>
+              <w:keepNext/>
+              <w:spacing w:before="20" w:after="20"/>
+              <w:jc w:val="left"/>
+            </w:pPr>
+            <w:r/>
+            <w:r>
+              <w:rPr>
+                <w:rFonts w:ascii="Arial" w:hAnsi="Arial"/>
+                <w:b w:val="0"/>
+                <w:sz w:val="19"/>
+              </w:rPr>
+              <w:t xml:space="preserve">As mensagens do programa: arquivo gerado, motivo da falha, linhas por aba</w:t>
+            </w:r>
+          </w:p>
+        </w:tc>
+      </w:tr>
+      <w:tr>
+        <w:trPr>
+          <w:cantSplit w:val="true"/>
+        </w:trPr>
+        <w:tc>
+          <w:tcPr>
+            <w:tcW w:type="dxa" w:w="1929"/>
+            <w:shd w:val="clear" w:color="auto" w:fill="F2F7E8"/>
+          </w:tcPr>
+          <w:p>
+            <w:pPr>
+              <w:keepNext/>
+              <w:spacing w:before="20" w:after="20"/>
+              <w:jc w:val="left"/>
+            </w:pPr>
+            <w:r/>
+            <w:r>
+              <w:rPr>
+                <w:rFonts w:ascii="Arial" w:hAnsi="Arial"/>
+                <w:b w:val="0"/>
+                <w:sz w:val="19"/>
+              </w:rPr>
+              <w:t xml:space="preserve">Log do job</w:t>
+            </w:r>
+          </w:p>
+        </w:tc>
+        <w:tc>
+          <w:tcPr>
+            <w:tcW w:type="dxa" w:w="3473"/>
+            <w:shd w:val="clear" w:color="auto" w:fill="F2F7E8"/>
+          </w:tcPr>
+          <w:p>
+            <w:pPr>
+              <w:keepNext/>
+              <w:spacing w:before="20" w:after="20"/>
+              <w:jc w:val="left"/>
+            </w:pPr>
+            <w:r/>
+            <w:r>
+              <w:rPr>
+                <w:rFonts w:ascii="Arial" w:hAnsi="Arial"/>
+                <w:b w:val="0"/>
+                <w:sz w:val="19"/>
+              </w:rPr>
+              <w:t xml:space="preserve">SM37 → selecionar o job → Log de job</w:t>
+            </w:r>
+          </w:p>
+        </w:tc>
+        <w:tc>
+          <w:tcPr>
+            <w:tcW w:type="dxa" w:w="4246"/>
+            <w:shd w:val="clear" w:color="auto" w:fill="F2F7E8"/>
+          </w:tcPr>
+          <w:p>
+            <w:pPr>
+              <w:keepNext/>
+              <w:spacing w:before="20" w:after="20"/>
+              <w:jc w:val="left"/>
+            </w:pPr>
+            <w:r/>
+            <w:r>
+              <w:rPr>
+                <w:rFonts w:ascii="Arial" w:hAnsi="Arial"/>
+                <w:b w:val="0"/>
+                <w:sz w:val="19"/>
+              </w:rPr>
+              <w:t xml:space="preserve">Só o ciclo de vida do job. Não traz as mensagens do relatório</w:t>
+            </w:r>
+          </w:p>
+        </w:tc>
+      </w:tr>
+      <w:tr>
+        <w:trPr>
+          <w:cantSplit w:val="true"/>
+        </w:trPr>
+        <w:tc>
+          <w:tcPr>
+            <w:tcW w:type="dxa" w:w="1929"/>
+          </w:tcPr>
+          <w:p>
+            <w:pPr>
+              <w:keepNext/>
+              <w:spacing w:before="20" w:after="20"/>
+              <w:jc w:val="left"/>
+            </w:pPr>
+            <w:r/>
+            <w:r>
+              <w:rPr>
+                <w:rFonts w:ascii="Arial" w:hAnsi="Arial"/>
+                <w:b w:val="0"/>
+                <w:sz w:val="19"/>
+              </w:rPr>
+              <w:t xml:space="preserve">Primeiro plano</w:t>
+            </w:r>
+          </w:p>
+        </w:tc>
+        <w:tc>
+          <w:tcPr>
+            <w:tcW w:type="dxa" w:w="3473"/>
+          </w:tcPr>
+          <w:p>
+            <w:pPr>
+              <w:keepNext/>
+              <w:spacing w:before="20" w:after="20"/>
+              <w:jc w:val="left"/>
+            </w:pPr>
+            <w:r/>
+            <w:r>
+              <w:rPr>
+                <w:rFonts w:ascii="Arial" w:hAnsi="Arial"/>
+                <w:b w:val="0"/>
+                <w:sz w:val="19"/>
+              </w:rPr>
+              <w:t xml:space="preserve">Popup ao executar</w:t>
+            </w:r>
+          </w:p>
+        </w:tc>
+        <w:tc>
+          <w:tcPr>
+            <w:tcW w:type="dxa" w:w="4246"/>
+          </w:tcPr>
+          <w:p>
+            <w:pPr>
+              <w:keepNext/>
+              <w:spacing w:before="20" w:after="20"/>
+              <w:jc w:val="left"/>
+            </w:pPr>
+            <w:r/>
+            <w:r>
+              <w:rPr>
+                <w:rFonts w:ascii="Arial" w:hAnsi="Arial"/>
+                <w:b w:val="0"/>
+                <w:sz w:val="19"/>
+              </w:rPr>
+              <w:t xml:space="preserve">As mesmas mensagens, juntas, num popup de informação</w:t>
+            </w:r>
+          </w:p>
+        </w:tc>
+      </w:tr>
+    </w:tbl>
+    <w:p>
+      <w:pPr>
+        <w:spacing w:after="0"/>
+      </w:pPr>
+      <w:r>
+        <w:rPr>
+          <w:sz w:val="12"/>
+        </w:rPr>
+      </w:r>
+    </w:p>
+    <w:p>
+      <w:pPr>
+        <w:keepNext/>
+        <w:keepLines/>
+        <w:pageBreakBefore w:val="0"/>
+        <w:spacing w:before="280" w:after="100"/>
+      </w:pPr>
+      <w:r>
+        <w:rPr>
+          <w:rFonts w:ascii="Arial" w:hAnsi="Arial"/>
+          <w:b/>
+          <w:color w:val="97B43C"/>
+          <w:sz w:val="24"/>
+        </w:rPr>
+        <w:t>11.4 "Executei e não aconteceu nada"</w:t>
+      </w:r>
+    </w:p>
+    <w:p>
+      <w:pPr>
+        <w:keepNext w:val="0"/>
+        <w:keepLines/>
+        <w:widowControl/>
+        <w:spacing w:after="140"/>
+      </w:pPr>
+      <w:r>
+        <w:rPr>
+          <w:rFonts w:ascii="Arial" w:hAnsi="Arial"/>
+          <w:sz w:val="21"/>
+        </w:rPr>
+        <w:t xml:space="preserve">Quando não há linha nenhuma para os filtros, o programa não tem o que exibir nem o que gravar. A mensagem nesse caso informa </w:t>
+      </w:r>
+      <w:r>
+        <w:rPr>
+          <w:rFonts w:ascii="Arial" w:hAnsi="Arial"/>
+          <w:b/>
+          <w:sz w:val="21"/>
+        </w:rPr>
+        <w:t xml:space="preserve">quantas linhas vieram de cada lado</w:t>
+      </w:r>
+      <w:r>
+        <w:rPr>
+          <w:rFonts w:ascii="Arial" w:hAnsi="Arial"/>
+          <w:sz w:val="21"/>
+        </w:rPr>
+        <w:t xml:space="preserve"> — contratos de compra e linhas da ZSD034 — e avisa separadamente se a ZSD034 não devolveu dados. É o que distingue "filtro sem resultado" de "falha na captura da ZSD034".</w:t>
+      </w:r>
+    </w:p>
+    <w:p>
+      <w:pPr>
+        <w:keepNext w:val="0"/>
+        <w:keepLines/>
+        <w:widowControl/>
+        <w:spacing w:after="140"/>
+      </w:pPr>
+      <w:r>
+        <w:rPr>
+          <w:rFonts w:ascii="Arial" w:hAnsi="Arial"/>
+          <w:sz w:val="21"/>
+        </w:rPr>
+        <w:t xml:space="preserve">Se o bloco de vendas trouxe dados mas a tela dividida não abrir, o programa cai automaticamente para o plano B: exibe os dois ALVs em tela cheia, um depois do outro.</w:t>
+      </w:r>
+    </w:p>
+    <w:p>
+      <w:pPr>
+        <w:keepNext/>
+        <w:pageBreakBefore/>
+        <w:pBdr>
+          <w:bottom w:val="single" w:sz="12" w:space="4" w:color="97B43C"/>
+        </w:pBdr>
+        <w:spacing w:before="0" w:after="240"/>
+      </w:pPr>
+      <w:r>
+        <w:rPr>
+          <w:rFonts w:ascii="Arial" w:hAnsi="Arial"/>
+          <w:b/>
+          <w:color w:val="1E4524"/>
+          <w:sz w:val="30"/>
+        </w:rPr>
+        <w:t>Capítulo 12 - Pontos que Só o Ambiente Confirma</w:t>
       </w:r>
     </w:p>
     <w:p>
@@ -13255,7 +14404,7 @@
           <w:color w:val="97B43C"/>
           <w:sz w:val="24"/>
         </w:rPr>
-        <w:t>11.1 Validação antes de liberar</w:t>
+        <w:t>12.1 Validação antes de liberar</w:t>
       </w:r>
     </w:p>
     <w:p>
@@ -13272,6 +14421,22 @@
           <w:sz w:val="21"/>
         </w:rPr>
         <w:t xml:space="preserve">Rodar sintaxe e o ATC / SLIN no ZFIR051</w:t>
+      </w:r>
+    </w:p>
+    <w:p>
+      <w:pPr>
+        <w:pStyle w:val="ListBullet"/>
+        <w:keepNext/>
+        <w:keepLines/>
+        <w:widowControl/>
+        <w:spacing w:after="60"/>
+      </w:pPr>
+      <w:r>
+        <w:rPr>
+          <w:rFonts w:ascii="Arial" w:hAnsi="Arial"/>
+          <w:sz w:val="21"/>
+        </w:rPr>
+        <w:t xml:space="preserve">Confirmar na AL11 um diretório gravável e usá-lo no bloco Arquivo / Job</w:t>
       </w:r>
     </w:p>
     <w:p>
@@ -13401,7 +14566,7 @@
           <w:color w:val="1E4524"/>
           <w:sz w:val="30"/>
         </w:rPr>
-        <w:t>Capítulo 12 - Glossário</w:t>
+        <w:t>Capítulo 13 - Glossário</w:t>
       </w:r>
     </w:p>
     <w:tbl>

--- a/ZFI051/docs/ZFI051_Documentacao.docx
+++ b/ZFI051/docs/ZFI051_Documentacao.docx
@@ -13786,7 +13786,129 @@
           <w:color w:val="97B43C"/>
           <w:sz w:val="24"/>
         </w:rPr>
-        <w:t>11.4 "Executei e não aconteceu nada"</w:t>
+        <w:t>11.4 Um lado veio vazio: aba vazia continua sendo aba</w:t>
+      </w:r>
+    </w:p>
+    <w:p>
+      <w:pPr>
+        <w:keepNext w:val="0"/>
+        <w:keepLines/>
+        <w:widowControl/>
+        <w:spacing w:after="140"/>
+      </w:pPr>
+      <w:r>
+        <w:rPr>
+          <w:rFonts w:ascii="Arial" w:hAnsi="Arial"/>
+          <w:sz w:val="21"/>
+        </w:rPr>
+        <w:t xml:space="preserve">No modo separado a compra e a venda não se falam — um lado pode vir vazio e o outro cheio. Nesse caso a aba (ou o arquivo) do lado vazio é gerada </w:t>
+      </w:r>
+      <w:r>
+        <w:rPr>
+          <w:rFonts w:ascii="Arial" w:hAnsi="Arial"/>
+          <w:b/>
+          <w:sz w:val="21"/>
+        </w:rPr>
+        <w:t xml:space="preserve">assim mesmo, só com o cabeçalho</w:t>
+      </w:r>
+      <w:r>
+        <w:rPr>
+          <w:rFonts w:ascii="Arial" w:hAnsi="Arial"/>
+          <w:sz w:val="21"/>
+        </w:rPr>
+        <w:t xml:space="preserve">, e a mensagem informa a contagem dos dois lados. Omitir a aba vazia era pior: o usuário recebia um arquivo só com a ZSD034 e não tinha como saber se a compra veio zerada ou se o programa deixou de gerar.</w:t>
+      </w:r>
+    </w:p>
+    <w:p>
+      <w:pPr>
+        <w:keepNext w:val="0"/>
+        <w:keepLines/>
+        <w:widowControl/>
+        <w:spacing w:after="140"/>
+      </w:pPr>
+      <w:r>
+        <w:rPr>
+          <w:rFonts w:ascii="Arial" w:hAnsi="Arial"/>
+          <w:sz w:val="21"/>
+        </w:rPr>
+        <w:t xml:space="preserve">A única exceção é a captura da ZSD034 falhar por completo: aí não existe nem a estrutura das colunas, e essa aba realmente não tem como ser montada. A mensagem diz isso explicitamente.</w:t>
+      </w:r>
+    </w:p>
+    <w:p>
+      <w:pPr>
+        <w:keepNext w:val="0"/>
+        <w:keepLines/>
+        <w:widowControl/>
+        <w:spacing w:after="140"/>
+      </w:pPr>
+      <w:r>
+        <w:rPr>
+          <w:rFonts w:ascii="Arial" w:hAnsi="Arial"/>
+          <w:sz w:val="21"/>
+        </w:rPr>
+        <w:t xml:space="preserve">Quando o lado da compra vem zerado, o suspeito de sempre é o filtro do bloco Contratos. A </w:t>
+      </w:r>
+      <w:r>
+        <w:rPr>
+          <w:rFonts w:ascii="Arial" w:hAnsi="Arial"/>
+          <w:b/>
+          <w:sz w:val="21"/>
+        </w:rPr>
+        <w:t xml:space="preserve">Data do pagamento</w:t>
+      </w:r>
+      <w:r>
+        <w:rPr>
+          <w:rFonts w:ascii="Arial" w:hAnsi="Arial"/>
+          <w:sz w:val="21"/>
+        </w:rPr>
+        <w:t xml:space="preserve"> fica vazia em contrato ainda não pago, então filtrar por ela exclui tudo que está em aberto. Para ver contratos em andamento, filtre pela </w:t>
+      </w:r>
+      <w:r>
+        <w:rPr>
+          <w:rFonts w:ascii="Arial" w:hAnsi="Arial"/>
+          <w:b/>
+          <w:sz w:val="21"/>
+        </w:rPr>
+        <w:t xml:space="preserve">Data do contrato</w:t>
+      </w:r>
+      <w:r>
+        <w:rPr>
+          <w:rFonts w:ascii="Arial" w:hAnsi="Arial"/>
+          <w:sz w:val="21"/>
+        </w:rPr>
+        <w:t xml:space="preserve"> ou pelo </w:t>
+      </w:r>
+      <w:r>
+        <w:rPr>
+          <w:rFonts w:ascii="Arial" w:hAnsi="Arial"/>
+          <w:b/>
+          <w:sz w:val="21"/>
+        </w:rPr>
+        <w:t xml:space="preserve">Ano-safra</w:t>
+      </w:r>
+      <w:r>
+        <w:rPr>
+          <w:rFonts w:ascii="Arial" w:hAnsi="Arial"/>
+          <w:sz w:val="21"/>
+        </w:rPr>
+        <w:t xml:space="preserve"> — o programa inclusive avisa isso quando detecta compra zerada com venda cheia.</w:t>
+      </w:r>
+    </w:p>
+    <w:p>
+      <w:pPr>
+        <w:keepNext/>
+        <w:keepLines/>
+        <w:pageBreakBefore w:val="0"/>
+        <w:spacing w:before="280" w:after="100"/>
+      </w:pPr>
+      <w:r>
+        <w:rPr>
+          <w:rFonts w:ascii="Arial" w:hAnsi="Arial"/>
+          <w:b/>
+          <w:color w:val="97B43C"/>
+          <w:sz w:val="24"/>
+        </w:rPr>
+        <w:t>11.5 "Executei e não aconteceu nada"</w:t>
       </w:r>
     </w:p>
     <w:p>

--- a/ZFI051/docs/ZFI051_Documentacao.docx
+++ b/ZFI051/docs/ZFI051_Documentacao.docx
@@ -99,7 +99,7 @@
           <w:color w:val="888888"/>
           <w:sz w:val="20"/>
         </w:rPr>
-        <w:t>Documento técnico · Versão 2.1</w:t>
+        <w:t>Documento técnico · Versão 2.2</w:t>
       </w:r>
     </w:p>
     <w:p>
@@ -777,7 +777,7 @@
                 <w:b w:val="0"/>
                 <w:sz w:val="19"/>
               </w:rPr>
-              <w:t xml:space="preserve">2.1 — modo separado, XLSX de duas abas e destino do arquivo</w:t>
+              <w:t xml:space="preserve">2.2 — modo separado, XLSX de duas abas, destino do arquivo e datas espelhadas</w:t>
             </w:r>
           </w:p>
         </w:tc>
@@ -3211,7 +3211,7 @@
                 <w:b w:val="0"/>
                 <w:sz w:val="19"/>
               </w:rPr>
-              <w:t xml:space="preserve"/>
+              <w:t xml:space="preserve">Obrigatória e em exibição: acompanha a data de criação da OV</w:t>
             </w:r>
           </w:p>
         </w:tc>
@@ -3710,6 +3710,36 @@
         <w:rPr>
           <w:sz w:val="12"/>
         </w:rPr>
+      </w:r>
+    </w:p>
+    <w:p>
+      <w:pPr>
+        <w:keepNext w:val="0"/>
+        <w:keepLines/>
+        <w:widowControl/>
+        <w:spacing w:after="140"/>
+      </w:pPr>
+      <w:r>
+        <w:rPr>
+          <w:rFonts w:ascii="Arial" w:hAnsi="Arial"/>
+          <w:sz w:val="21"/>
+        </w:rPr>
+        <w:t xml:space="preserve">A </w:t>
+      </w:r>
+      <w:r>
+        <w:rPr>
+          <w:rFonts w:ascii="Arial" w:hAnsi="Arial"/>
+          <w:b/>
+          <w:sz w:val="21"/>
+        </w:rPr>
+        <w:t xml:space="preserve">Data de pagamento</w:t>
+      </w:r>
+      <w:r>
+        <w:rPr>
+          <w:rFonts w:ascii="Arial" w:hAnsi="Arial"/>
+          <w:sz w:val="21"/>
+        </w:rPr>
+        <w:t xml:space="preserve"> é obrigatória e aparece em exibição: ela carrega sempre o mesmo valor e o mesmo range da Data de criação da OV, do bloco Vendas. Os dois lados do relatório olham a mesma janela, e por isso a data é digitada num lugar só. O padrão de ambas, sem variante, é o mês corrente.</w:t>
       </w:r>
     </w:p>
     <w:p>
@@ -3916,7 +3946,7 @@
                 <w:b w:val="0"/>
                 <w:sz w:val="19"/>
               </w:rPr>
-              <w:t xml:space="preserve">Obrigatório — é a janela do relatório de venda</w:t>
+              <w:t xml:space="preserve">Obrigatório. É a janela dos DOIS lados: a S_DTPAG é espelhada dela. Padrão: mês corrente</w:t>
             </w:r>
           </w:p>
         </w:tc>
@@ -4827,7 +4857,7 @@
                 <w:b w:val="0"/>
                 <w:sz w:val="19"/>
               </w:rPr>
-              <w:t xml:space="preserve">Padrão. Uma saída só, com compra e venda cruzadas pelo CPF / CNPJ</w:t>
+              <w:t xml:space="preserve">Uma saída só, com compra e venda cruzadas pelo CPF / CNPJ</w:t>
             </w:r>
           </w:p>
         </w:tc>
@@ -4876,7 +4906,7 @@
                 <w:b w:val="0"/>
                 <w:sz w:val="19"/>
               </w:rPr>
-              <w:t xml:space="preserve">Dois ALVs distintos, sem cruzar compra com venda</w:t>
+              <w:t xml:space="preserve">Padrão. Dois ALVs distintos, sem cruzar compra com venda</w:t>
             </w:r>
           </w:p>
         </w:tc>
@@ -4923,7 +4953,7 @@
                 <w:b w:val="0"/>
                 <w:sz w:val="19"/>
               </w:rPr>
-              <w:t xml:space="preserve">Padrão. Um XLSX com duas abas (só vale no modo separado)</w:t>
+              <w:t xml:space="preserve">Um XLSX com duas abas (só vale no modo separado)</w:t>
             </w:r>
           </w:p>
         </w:tc>
@@ -4972,7 +5002,7 @@
                 <w:b w:val="0"/>
                 <w:sz w:val="19"/>
               </w:rPr>
-              <w:t xml:space="preserve">Dois XLSX separados, sufixados _COMPRAS e _VENDAS (só vale no modo separado)</w:t>
+              <w:t xml:space="preserve">Padrão. Dois XLSX separados, sufixados _COMPRAS e _VENDAS (só vale no modo separado)</w:t>
             </w:r>
           </w:p>
         </w:tc>
@@ -5529,7 +5559,7 @@
                 <w:b w:val="0"/>
                 <w:sz w:val="19"/>
               </w:rPr>
-              <w:t xml:space="preserve">Destino: servidor de aplicação (AL11), por OPEN DATASET. É o padrão e o único que o Job usa</w:t>
+              <w:t xml:space="preserve">Destino: servidor de aplicação (AL11), por OPEN DATASET. É o único que o Job usa</w:t>
             </w:r>
           </w:p>
         </w:tc>
@@ -5578,7 +5608,7 @@
                 <w:b w:val="0"/>
                 <w:sz w:val="19"/>
               </w:rPr>
-              <w:t xml:space="preserve">Destino: estação de trabalho, por GUI_DOWNLOAD. Só funciona em primeiro plano</w:t>
+              <w:t xml:space="preserve">Padrão. Destino: estação de trabalho, por GUI_DOWNLOAD. Só funciona em primeiro plano</w:t>
             </w:r>
           </w:p>
         </w:tc>
@@ -5625,7 +5655,7 @@
                 <w:b w:val="0"/>
                 <w:sz w:val="19"/>
               </w:rPr>
-              <w:t xml:space="preserve">Gera o arquivo também nesta execução em primeiro plano, além de exibir o ALV</w:t>
+              <w:t xml:space="preserve">Padrão marcado. Gera o arquivo também nesta execução em primeiro plano, além de exibir o ALV</w:t>
             </w:r>
           </w:p>
         </w:tc>
@@ -9680,7 +9710,22 @@
           <w:rFonts w:ascii="Arial" w:hAnsi="Arial"/>
           <w:sz w:val="21"/>
         </w:rPr>
-        <w:t xml:space="preserve">Se a data e a hora da primeira execução já tiverem passado, o programa joga o início para daqui a um minuto — o JOB_CLOSE recusa data de início no passado.</w:t>
+        <w:t xml:space="preserve">Se a data e a hora da primeira execução já tiverem passado, o job </w:t>
+      </w:r>
+      <w:r>
+        <w:rPr>
+          <w:rFonts w:ascii="Arial" w:hAnsi="Arial"/>
+          <w:b/>
+          <w:sz w:val="21"/>
+        </w:rPr>
+        <w:t xml:space="preserve">arranca na hora</w:t>
+      </w:r>
+      <w:r>
+        <w:rPr>
+          <w:rFonts w:ascii="Arial" w:hAnsi="Arial"/>
+          <w:sz w:val="21"/>
+        </w:rPr>
+        <w:t xml:space="preserve"> (STRTIMMED) em vez de ser empurrado para o próximo horário: esperar não faz sentido quando o instante pedido já foi. A periodicidade continua valendo, a partir dessa execução imediata. Se não houver processo de background livre no momento, o programa agenda para daqui a um minuto em vez de devolver erro e perder o agendamento.</w:t>
       </w:r>
     </w:p>
     <w:p>
